--- a/episodes/The_Dark_Rise_Episode_97.docx
+++ b/episodes/The_Dark_Rise_Episode_97.docx
@@ -140,20 +140,7 @@
     </w:p>
     <w:p>
       <w:pPr>
-        <w:spacing w:after="0" w:line="360"/>
-      </w:pPr>
-      <w:r>
-        <w:rPr>
-          <w:rFonts w:ascii="Georgia" w:hAnsi="Georgia" w:cs="Georgia"/>
-          <w:sz w:val="24"/>
-          <w:szCs w:val="24"/>
-        </w:rPr>
-        <w:t xml:space="preserve"/>
-      </w:r>
-    </w:p>
-    <w:p>
-      <w:pPr>
-        <w:spacing w:after="60" w:line="360"/>
+        <w:spacing w:after="60" w:line="360" w:before="480"/>
         <w:ind w:firstLine="360"/>
       </w:pPr>
       <w:r>
@@ -237,20 +224,7 @@
     </w:p>
     <w:p>
       <w:pPr>
-        <w:spacing w:after="0" w:line="360"/>
-      </w:pPr>
-      <w:r>
-        <w:rPr>
-          <w:rFonts w:ascii="Georgia" w:hAnsi="Georgia" w:cs="Georgia"/>
-          <w:sz w:val="24"/>
-          <w:szCs w:val="24"/>
-        </w:rPr>
-        <w:t xml:space="preserve"/>
-      </w:r>
-    </w:p>
-    <w:p>
-      <w:pPr>
-        <w:spacing w:after="60" w:line="360"/>
+        <w:spacing w:after="60" w:line="360" w:before="480"/>
         <w:ind w:firstLine="360"/>
       </w:pPr>
       <w:r>

--- a/episodes/The_Dark_Rise_Episode_97.docx
+++ b/episodes/The_Dark_Rise_Episode_97.docx
@@ -219,7 +219,7 @@
           <w:sz w:val="24"/>
           <w:szCs w:val="24"/>
         </w:rPr>
-        <w:t xml:space="preserve">The cold reached him next, not the cold of morning air but something that seemed to rise from the ground itself, climbing past his ankles the way water climbs a sinking man, and Ubani, a careful and rational man who had spent fifteen years trusting his instruments over his instincts, found his instincts, for the first time in his career, entirely and completely correct.</w:t>
+        <w:t xml:space="preserve">The cold reached him next, not the cold of morning air but something that seemed to rise from the ground itself, climbing past his ankles the way water climbs a sinking man, and Ubani, a careful and rational man who had spent fifteen years trusting his instruments over his instincts, found his instincts, for the first time in his career, entirely and completely correct. He stood very still inside it for a moment, the way a man stands in a river deciding whether the current has grown too strong to cross.</w:t>
       </w:r>
     </w:p>
     <w:p>
